--- a/report_lab2_1.docx
+++ b/report_lab2_1.docx
@@ -479,108 +479,48 @@
       </w:r>
     </w:p>
     <w:p>
-      <w:pPr>
-        <w:rPr>
-          <w:lang w:val="ru-BY"/>
-        </w:rPr>
-      </w:pPr>
-      <w:r>
-        <w:rPr>
-          <w:lang w:val="ru-BY"/>
-        </w:rPr>
+      <w:r>
         <w:t>Необходимо разработать приложение, которое позволяет:</w:t>
       </w:r>
     </w:p>
     <w:p>
-      <w:pPr>
-        <w:rPr>
-          <w:lang w:val="ru-BY"/>
-        </w:rPr>
-      </w:pPr>
-      <w:r>
-        <w:rPr>
-          <w:lang w:val="ru-BY"/>
-        </w:rPr>
+      <w:r>
         <w:t>- добавлять пользователей в систему;</w:t>
       </w:r>
     </w:p>
     <w:p>
-      <w:pPr>
-        <w:rPr>
-          <w:lang w:val="ru-BY"/>
-        </w:rPr>
-      </w:pPr>
-      <w:r>
-        <w:rPr>
-          <w:lang w:val="ru-BY"/>
-        </w:rPr>
+      <w:r>
         <w:t>- авторизовывать пользователей на основе идентификационных данных;</w:t>
       </w:r>
     </w:p>
     <w:p>
-      <w:pPr>
-        <w:rPr>
-          <w:lang w:val="ru-BY"/>
-        </w:rPr>
-      </w:pPr>
-      <w:r>
-        <w:rPr>
-          <w:lang w:val="ru-BY"/>
-        </w:rPr>
+      <w:r>
         <w:t>- создавать, редактировать, удалять и искать конфиденциальные данные;</w:t>
       </w:r>
     </w:p>
     <w:p>
-      <w:pPr>
-        <w:rPr>
-          <w:lang w:val="ru-BY"/>
-        </w:rPr>
-      </w:pPr>
-      <w:r>
-        <w:rPr>
-          <w:lang w:val="ru-BY"/>
-        </w:rPr>
+      <w:r>
         <w:t xml:space="preserve">- создавать, редактировать, удалять и искать </w:t>
       </w:r>
       <w:proofErr w:type="spellStart"/>
       <w:r>
-        <w:rPr>
-          <w:lang w:val="ru-BY"/>
-        </w:rPr>
         <w:t>неконфиденциальные</w:t>
       </w:r>
       <w:proofErr w:type="spellEnd"/>
       <w:r>
-        <w:rPr>
-          <w:lang w:val="ru-BY"/>
-        </w:rPr>
         <w:t xml:space="preserve"> данные;</w:t>
       </w:r>
     </w:p>
     <w:p>
-      <w:pPr>
-        <w:rPr>
-          <w:lang w:val="ru-BY"/>
-        </w:rPr>
-      </w:pPr>
-      <w:r>
-        <w:rPr>
-          <w:lang w:val="ru-BY"/>
-        </w:rPr>
+      <w:r>
         <w:t xml:space="preserve">- </w:t>
       </w:r>
       <w:proofErr w:type="spellStart"/>
       <w:r>
-        <w:rPr>
-          <w:lang w:val="ru-BY"/>
-        </w:rPr>
         <w:t>деавторизовывать</w:t>
       </w:r>
       <w:proofErr w:type="spellEnd"/>
       <w:r>
-        <w:rPr>
-          <w:lang w:val="ru-BY"/>
-        </w:rPr>
         <w:t xml:space="preserve"> авторизованного пользователя.</w:t>
       </w:r>
     </w:p>
@@ -597,7 +537,7 @@
     <w:p>
       <w:pPr>
         <w:rPr>
-          <w:lang w:val="en-US"/>
+          <w:lang w:val="ru-RU"/>
         </w:rPr>
       </w:pPr>
       <w:r>
@@ -615,22 +555,29 @@
       </w:r>
     </w:p>
     <w:p>
-      <w:r>
-        <w:t>- сетевой политики безопасности, - безопасности конфиденциальности данных.</w:t>
+      <w:pPr>
+        <w:rPr>
+          <w:lang w:val="ru-RU"/>
+        </w:rPr>
+      </w:pPr>
+      <w:r>
+        <w:t xml:space="preserve">- сетевой политики безопасности, </w:t>
+      </w:r>
+    </w:p>
+    <w:p>
+      <w:pPr>
+        <w:rPr>
+          <w:lang w:val="ru-RU"/>
+        </w:rPr>
+      </w:pPr>
+      <w:r>
+        <w:t>- безопасности конфиденциальности данных.</w:t>
       </w:r>
     </w:p>
     <w:p>
       <w:pPr>
         <w:pStyle w:val="2"/>
         <w:rPr>
-          <w:lang w:val="en-US"/>
-        </w:rPr>
-      </w:pPr>
-    </w:p>
-    <w:p>
-      <w:pPr>
-        <w:pStyle w:val="2"/>
-        <w:rPr>
           <w:lang w:val="ru-RU"/>
         </w:rPr>
       </w:pPr>
@@ -657,6 +604,30 @@
     </w:p>
     <w:p>
       <w:pPr>
+        <w:spacing w:after="0"/>
+      </w:pPr>
+      <w:r>
+        <w:t>Разработанное приложение является веб-системой для регистрации и авторизации пользователей, а также для работы с конфиденциальными и неконфиденциальными данными. Серверная часть реализована на Python с использованием FastAPI. Для хранения данных используется PostgreSQL, развёрнутый в Docker-контейнере, а взаимодействие с базой данных выполняется через SQLAlchemy.</w:t>
+      </w:r>
+    </w:p>
+    <w:p>
+      <w:pPr>
+        <w:spacing w:after="0"/>
+      </w:pPr>
+      <w:r>
+        <w:t>Приложение разделено на слои домена, репозиториев, сервисов, инфраструктуры и API. Пользовательский интерфейс реализован на HTML, CSS и JavaScript. Пользователь может зарегистрироваться, войти в систему, создавать, искать, изменять и удалять записи, а также завершить сеанс работы.</w:t>
+      </w:r>
+    </w:p>
+    <w:p>
+      <w:pPr>
+        <w:spacing w:after="0"/>
+      </w:pPr>
+      <w:r>
+        <w:t>Пароли пользователей хэшируются с помощью bcrypt. Access-токен реализован в формате JWT и хранится в HttpOnly cookie. Содержимое конфиденциальных записей шифруется с помощью Fernet перед сохранением в PostgreSQL. На рисунках ниже представлены основные страницы приложения и состояние данных в базе.</w:t>
+      </w:r>
+    </w:p>
+    <w:p>
+      <w:pPr>
         <w:rPr>
           <w:lang w:val="ru-RU"/>
         </w:rPr>
@@ -665,6 +636,7 @@
         <w:rPr>
           <w:noProof/>
         </w:rPr>
+        <w:lastRenderedPageBreak/>
         <w:drawing>
           <wp:inline distT="0" distB="0" distL="0" distR="0" wp14:anchorId="126BE781" wp14:editId="363BB1FD">
             <wp:extent cx="5940425" cy="3341370"/>
@@ -726,7 +698,6 @@
         <w:rPr>
           <w:noProof/>
         </w:rPr>
-        <w:lastRenderedPageBreak/>
         <w:drawing>
           <wp:inline distT="0" distB="0" distL="0" distR="0" wp14:anchorId="49F75C98" wp14:editId="4621F400">
             <wp:extent cx="5940425" cy="3341370"/>
@@ -802,6 +773,7 @@
         <w:rPr>
           <w:noProof/>
         </w:rPr>
+        <w:lastRenderedPageBreak/>
         <w:drawing>
           <wp:inline distT="0" distB="0" distL="0" distR="0" wp14:anchorId="6D657638" wp14:editId="52C47944">
             <wp:extent cx="5940425" cy="3341370"/>
@@ -850,19 +822,7 @@
         <w:rPr>
           <w:lang w:val="ru-RU"/>
         </w:rPr>
-        <w:t xml:space="preserve">Рисунок </w:t>
-      </w:r>
-      <w:r>
-        <w:rPr>
-          <w:lang w:val="ru-RU"/>
-        </w:rPr>
-        <w:t>3</w:t>
-      </w:r>
-      <w:r>
-        <w:rPr>
-          <w:lang w:val="ru-RU"/>
-        </w:rPr>
-        <w:t>. Главная страница с конфиденциальными данными</w:t>
+        <w:t>Рисунок 3. Главная страница с конфиденциальными данными</w:t>
       </w:r>
     </w:p>
     <w:p>
@@ -883,7 +843,6 @@
         <w:rPr>
           <w:noProof/>
         </w:rPr>
-        <w:lastRenderedPageBreak/>
         <w:drawing>
           <wp:inline distT="0" distB="0" distL="0" distR="0" wp14:anchorId="66EF6DEA" wp14:editId="14020DB2">
             <wp:extent cx="5940425" cy="3341370"/>
@@ -938,25 +897,7 @@
         <w:rPr>
           <w:lang w:val="ru-RU"/>
         </w:rPr>
-        <w:t xml:space="preserve">Рисунок </w:t>
-      </w:r>
-      <w:r>
-        <w:rPr>
-          <w:lang w:val="ru-RU"/>
-        </w:rPr>
-        <w:t>4</w:t>
-      </w:r>
-      <w:r>
-        <w:rPr>
-          <w:lang w:val="ru-RU"/>
-        </w:rPr>
-        <w:t xml:space="preserve">. </w:t>
-      </w:r>
-      <w:r>
-        <w:rPr>
-          <w:lang w:val="ru-RU"/>
-        </w:rPr>
-        <w:t>Форма добавления данных</w:t>
+        <w:t>Рисунок 4. Форма добавления данных</w:t>
       </w:r>
     </w:p>
     <w:p>
@@ -969,6 +910,7 @@
         <w:rPr>
           <w:noProof/>
         </w:rPr>
+        <w:lastRenderedPageBreak/>
         <w:drawing>
           <wp:inline distT="0" distB="0" distL="0" distR="0" wp14:anchorId="5592D1DD" wp14:editId="4FF37E19">
             <wp:extent cx="5940425" cy="3341370"/>
@@ -1017,31 +959,7 @@
         <w:rPr>
           <w:lang w:val="ru-RU"/>
         </w:rPr>
-        <w:t xml:space="preserve">Рисунок </w:t>
-      </w:r>
-      <w:r>
-        <w:rPr>
-          <w:lang w:val="ru-RU"/>
-        </w:rPr>
-        <w:t>5</w:t>
-      </w:r>
-      <w:r>
-        <w:rPr>
-          <w:lang w:val="ru-RU"/>
-        </w:rPr>
-        <w:t xml:space="preserve">. Форма </w:t>
-      </w:r>
-      <w:r>
-        <w:rPr>
-          <w:lang w:val="ru-RU"/>
-        </w:rPr>
-        <w:t>редактирования</w:t>
-      </w:r>
-      <w:r>
-        <w:rPr>
-          <w:lang w:val="ru-RU"/>
-        </w:rPr>
-        <w:t xml:space="preserve"> данных</w:t>
+        <w:t>Рисунок 5. Форма редактирования данных</w:t>
       </w:r>
     </w:p>
     <w:p>
@@ -1053,6 +971,7 @@
       </w:pPr>
       <w:r>
         <w:rPr>
+          <w:noProof/>
           <w:lang w:val="en-US"/>
         </w:rPr>
         <w:drawing>
@@ -1115,13 +1034,7 @@
         <w:rPr>
           <w:lang w:val="ru-RU"/>
         </w:rPr>
-        <w:t xml:space="preserve">. </w:t>
-      </w:r>
-      <w:r>
-        <w:rPr>
-          <w:lang w:val="ru-RU"/>
-        </w:rPr>
-        <w:t>Таблица пользователей в БД</w:t>
+        <w:t>. Таблица пользователей в БД</w:t>
       </w:r>
     </w:p>
     <w:p>
@@ -1141,9 +1054,9 @@
       </w:pPr>
       <w:r>
         <w:rPr>
-          <w:lang w:val="ru-RU"/>
-        </w:rPr>
-        <w:lastRenderedPageBreak/>
+          <w:noProof/>
+          <w:lang w:val="ru-RU"/>
+        </w:rPr>
         <w:drawing>
           <wp:inline distT="0" distB="0" distL="0" distR="0" wp14:anchorId="7BA0F090" wp14:editId="57403EDB">
             <wp:extent cx="5940425" cy="791845"/>
@@ -1192,31 +1105,7 @@
         <w:rPr>
           <w:lang w:val="ru-RU"/>
         </w:rPr>
-        <w:t xml:space="preserve">Рисунок </w:t>
-      </w:r>
-      <w:r>
-        <w:rPr>
-          <w:lang w:val="ru-RU"/>
-        </w:rPr>
-        <w:t>7</w:t>
-      </w:r>
-      <w:r>
-        <w:rPr>
-          <w:lang w:val="ru-RU"/>
-        </w:rPr>
-        <w:t xml:space="preserve">. Таблица </w:t>
-      </w:r>
-      <w:r>
-        <w:rPr>
-          <w:lang w:val="ru-RU"/>
-        </w:rPr>
-        <w:t>конфиденциальных данных</w:t>
-      </w:r>
-      <w:r>
-        <w:rPr>
-          <w:lang w:val="ru-RU"/>
-        </w:rPr>
-        <w:t xml:space="preserve"> в БД</w:t>
+        <w:t>Рисунок 7. Таблица конфиденциальных данных в БД</w:t>
       </w:r>
     </w:p>
     <w:p>
@@ -1228,6 +1117,7 @@
       </w:pPr>
       <w:r>
         <w:rPr>
+          <w:noProof/>
           <w:lang w:val="ru-RU"/>
         </w:rPr>
         <w:drawing>
@@ -1285,13 +1175,7 @@
         <w:rPr>
           <w:lang w:val="ru-RU"/>
         </w:rPr>
-        <w:t>не</w:t>
-      </w:r>
-      <w:r>
-        <w:rPr>
-          <w:lang w:val="ru-RU"/>
-        </w:rPr>
-        <w:t>конфиденциальных</w:t>
+        <w:t>неконфиденциальных</w:t>
       </w:r>
       <w:proofErr w:type="spellEnd"/>
       <w:r>
@@ -1325,6 +1209,42 @@
     </w:p>
     <w:p>
       <w:pPr>
+        <w:spacing w:after="0"/>
+      </w:pPr>
+      <w:r>
+        <w:t xml:space="preserve">С точки зрения политики безопасности операционной системы необходимо ограничить доступ к исходному коду, файлу .env, Docker-конфигурации и </w:t>
+      </w:r>
+      <w:r>
+        <w:lastRenderedPageBreak/>
+        <w:t>PostgreSQL volume. Backend и контейнер базы данных должны запускаться с минимальными необходимыми правами. Секреты JWT и ключ Fernet не должны передаваться в систему контроля версий.</w:t>
+      </w:r>
+    </w:p>
+    <w:p>
+      <w:pPr>
+        <w:spacing w:after="0"/>
+      </w:pPr>
+      <w:r>
+        <w:t>Компоненты приложения разделены по ответственности. API принимает запросы и передаёт их сервисам, сервисы реализуют бизнес-логику, репозитории работают с PostgreSQL, а инфраструктурный слой предоставляет механизмы JWT, bcrypt и Fernet. Защищённые эндпоинты проверяют cookie, подпись и срок действия JWT, а также существование пользователя.</w:t>
+      </w:r>
+    </w:p>
+    <w:p>
+      <w:pPr>
+        <w:spacing w:after="0"/>
+      </w:pPr>
+      <w:r>
+        <w:t>Проверка владельца выполняется на стороне backend, поэтому пользователь не может изменить или удалить чужую запись, даже если вручную сформирует HTTP-запрос. Использование SQLAlchemy снижает риск SQL-инъекций. При этом в приложении необходимо дополнительно реализовать ограничение частоты запросов, централизованное хранение отозванных токенов и журналирование событий безопасности.</w:t>
+      </w:r>
+    </w:p>
+    <w:p>
+      <w:pPr>
+        <w:spacing w:after="0"/>
+      </w:pPr>
+      <w:r>
+        <w:t>Сетевое взаимодействие ограничено доверенными origins localhost. Для локального запуска используется HTTP, однако при эксплуатации во внешней сети необходимо использовать HTTPS, флаг Secure для cookie, CSRF-защиту и reverse proxy. Без этих мер возможны перехват cookie, подбор паролей, CSRF-атаки и перегрузка API.</w:t>
+      </w:r>
+    </w:p>
+    <w:p>
+      <w:pPr>
         <w:rPr>
           <w:lang w:val="ru-RU"/>
         </w:rPr>
@@ -1346,10 +1266,35 @@
     </w:p>
     <w:p>
       <w:pPr>
-        <w:rPr>
-          <w:lang w:val="ru-RU"/>
-        </w:rPr>
-      </w:pPr>
+        <w:spacing w:after="0"/>
+      </w:pPr>
+      <w:r>
+        <w:t>Конфиденциальные данные отделены от неконфиденциальных и доступны только пользователю, которому принадлежат. Право доступа определяется по идентификатору пользователя из проверенного JWT, а не по значению, переданному frontend.</w:t>
+      </w:r>
+    </w:p>
+    <w:p>
+      <w:pPr>
+        <w:spacing w:after="0"/>
+      </w:pPr>
+      <w:r>
+        <w:t>Пароли не хранятся в открытом виде: перед записью в PostgreSQL они хэшируются bcrypt. Содержимое конфиденциальных записей шифруется Fernet. Ключ шифрования хранится в переменной окружения CONFIDENTIAL_DATA_KEY и не передаётся клиенту.</w:t>
+      </w:r>
+    </w:p>
+    <w:p>
+      <w:pPr>
+        <w:spacing w:after="0"/>
+      </w:pPr>
+      <w:r>
+        <w:t>Поиск по конфиденциальным данным выполняется на backend. Сначала загружаются записи текущего пользователя, затем содержимое расшифровывается и поиск выполняется в памяти приложения. Такой подход позволяет искать по зашифрованному содержимому, но при большом количестве записей увеличивает нагрузку на backend.</w:t>
+      </w:r>
+    </w:p>
+    <w:p>
+      <w:pPr>
+        <w:spacing w:after="0"/>
+      </w:pPr>
+      <w:r>
+        <w:t>Основной риск связан с тем, что backend имеет доступ одновременно к PostgreSQL и ключу шифрования. Поэтому необходимо защищать Docker volume, резервные копии, .env и сам процесс приложения. Дополнительно следует реализовать HTTPS, CSRF-защиту и разграничение доступа к резервным копиям.</w:t>
+      </w:r>
     </w:p>
     <w:p>
       <w:pPr>
@@ -1358,12 +1303,6 @@
           <w:lang w:val="ru-RU"/>
         </w:rPr>
       </w:pPr>
-      <w:r>
-        <w:rPr>
-          <w:lang w:val="ru-RU"/>
-        </w:rPr>
-        <w:br w:type="page"/>
-      </w:r>
     </w:p>
     <w:p>
       <w:pPr>
@@ -1383,7 +1322,241 @@
     <w:p>
       <w:pPr>
         <w:rPr>
-          <w:lang w:val="ru-RU"/>
+          <w:lang w:val="ru-BY"/>
+        </w:rPr>
+      </w:pPr>
+      <w:r>
+        <w:rPr>
+          <w:lang w:val="ru-BY"/>
+        </w:rPr>
+        <w:t xml:space="preserve">В ходе выполнения лабораторной работы были изучены основные угрозы безопасности программных систем, включая атаки грубой силы и по словарю, анализ сетевого трафика, атаку «человек посередине», различные виды инъекций, XSS-атаки, уязвимости исходного кода, </w:t>
+      </w:r>
+      <w:proofErr w:type="spellStart"/>
+      <w:r>
+        <w:rPr>
+          <w:lang w:val="ru-BY"/>
+        </w:rPr>
+        <w:t>DoS</w:t>
+      </w:r>
+      <w:proofErr w:type="spellEnd"/>
+      <w:r>
+        <w:rPr>
+          <w:lang w:val="ru-BY"/>
+        </w:rPr>
+        <w:t xml:space="preserve">- и </w:t>
+      </w:r>
+      <w:proofErr w:type="spellStart"/>
+      <w:r>
+        <w:rPr>
+          <w:lang w:val="ru-BY"/>
+        </w:rPr>
+        <w:t>DDoS</w:t>
+      </w:r>
+      <w:proofErr w:type="spellEnd"/>
+      <w:r>
+        <w:rPr>
+          <w:lang w:val="ru-BY"/>
+        </w:rPr>
+        <w:t>-атаки, удалённое получение доступа и вредоносное программное обеспечение. Также были рассмотрены основные меры защиты: анализ исходного кода, физическая защита устройств, настройка политики безопасности операционной системы, сетевая защита и разграничение безопасности компонентов приложения.</w:t>
+      </w:r>
+    </w:p>
+    <w:p>
+      <w:pPr>
+        <w:rPr>
+          <w:lang w:val="ru-BY"/>
+        </w:rPr>
+      </w:pPr>
+      <w:r>
+        <w:rPr>
+          <w:lang w:val="ru-BY"/>
+        </w:rPr>
+        <w:t xml:space="preserve">В рамках работы было создано веб-приложение для регистрации и авторизации пользователей, управления конфиденциальными и </w:t>
+      </w:r>
+      <w:proofErr w:type="spellStart"/>
+      <w:r>
+        <w:rPr>
+          <w:lang w:val="ru-BY"/>
+        </w:rPr>
+        <w:t>неконфиденциальными</w:t>
+      </w:r>
+      <w:proofErr w:type="spellEnd"/>
+      <w:r>
+        <w:rPr>
+          <w:lang w:val="ru-BY"/>
+        </w:rPr>
+        <w:t xml:space="preserve"> данными, их поиска, редактирования и удаления. Приложение построено по многоуровневой архитектуре и использует </w:t>
+      </w:r>
+      <w:proofErr w:type="spellStart"/>
+      <w:r>
+        <w:rPr>
+          <w:lang w:val="ru-BY"/>
+        </w:rPr>
+        <w:t>FastAPI</w:t>
+      </w:r>
+      <w:proofErr w:type="spellEnd"/>
+      <w:r>
+        <w:rPr>
+          <w:lang w:val="ru-BY"/>
+        </w:rPr>
+        <w:t xml:space="preserve">, </w:t>
+      </w:r>
+      <w:proofErr w:type="spellStart"/>
+      <w:r>
+        <w:rPr>
+          <w:lang w:val="ru-BY"/>
+        </w:rPr>
+        <w:t>PostgreSQL</w:t>
+      </w:r>
+      <w:proofErr w:type="spellEnd"/>
+      <w:r>
+        <w:rPr>
+          <w:lang w:val="ru-BY"/>
+        </w:rPr>
+        <w:t xml:space="preserve"> в </w:t>
+      </w:r>
+      <w:proofErr w:type="spellStart"/>
+      <w:r>
+        <w:rPr>
+          <w:lang w:val="ru-BY"/>
+        </w:rPr>
+        <w:t>Docker</w:t>
+      </w:r>
+      <w:proofErr w:type="spellEnd"/>
+      <w:r>
+        <w:rPr>
+          <w:lang w:val="ru-BY"/>
+        </w:rPr>
+        <w:t xml:space="preserve">-контейнере, </w:t>
+      </w:r>
+      <w:proofErr w:type="spellStart"/>
+      <w:r>
+        <w:rPr>
+          <w:lang w:val="ru-BY"/>
+        </w:rPr>
+        <w:t>SQLAlchemy</w:t>
+      </w:r>
+      <w:proofErr w:type="spellEnd"/>
+      <w:r>
+        <w:rPr>
+          <w:lang w:val="ru-BY"/>
+        </w:rPr>
+        <w:t xml:space="preserve">, </w:t>
+      </w:r>
+      <w:proofErr w:type="spellStart"/>
+      <w:r>
+        <w:rPr>
+          <w:lang w:val="ru-BY"/>
+        </w:rPr>
+        <w:t>bcrypt</w:t>
+      </w:r>
+      <w:proofErr w:type="spellEnd"/>
+      <w:r>
+        <w:rPr>
+          <w:lang w:val="ru-BY"/>
+        </w:rPr>
+        <w:t xml:space="preserve">, JWT в </w:t>
+      </w:r>
+      <w:proofErr w:type="spellStart"/>
+      <w:r>
+        <w:rPr>
+          <w:lang w:val="ru-BY"/>
+        </w:rPr>
+        <w:t>HttpOnly</w:t>
+      </w:r>
+      <w:proofErr w:type="spellEnd"/>
+      <w:r>
+        <w:rPr>
+          <w:lang w:val="ru-BY"/>
+        </w:rPr>
+        <w:t xml:space="preserve"> </w:t>
+      </w:r>
+      <w:proofErr w:type="spellStart"/>
+      <w:r>
+        <w:rPr>
+          <w:lang w:val="ru-BY"/>
+        </w:rPr>
+        <w:t>cookie</w:t>
+      </w:r>
+      <w:proofErr w:type="spellEnd"/>
+      <w:r>
+        <w:rPr>
+          <w:lang w:val="ru-BY"/>
+        </w:rPr>
+        <w:t xml:space="preserve"> и </w:t>
+      </w:r>
+      <w:proofErr w:type="spellStart"/>
+      <w:r>
+        <w:rPr>
+          <w:lang w:val="ru-BY"/>
+        </w:rPr>
+        <w:t>Fernet</w:t>
+      </w:r>
+      <w:proofErr w:type="spellEnd"/>
+      <w:r>
+        <w:rPr>
+          <w:lang w:val="ru-BY"/>
+        </w:rPr>
+        <w:t xml:space="preserve"> для шифрования конфиденциальной информации.</w:t>
+      </w:r>
+    </w:p>
+    <w:p>
+      <w:pPr>
+        <w:rPr>
+          <w:lang w:val="ru-BY"/>
+        </w:rPr>
+      </w:pPr>
+      <w:r>
+        <w:rPr>
+          <w:lang w:val="ru-BY"/>
+        </w:rPr>
+        <w:t xml:space="preserve">В ходе анализа были рассмотрены защищённость операционной системы и </w:t>
+      </w:r>
+      <w:proofErr w:type="spellStart"/>
+      <w:r>
+        <w:rPr>
+          <w:lang w:val="ru-BY"/>
+        </w:rPr>
+        <w:t>Docker</w:t>
+      </w:r>
+      <w:proofErr w:type="spellEnd"/>
+      <w:r>
+        <w:rPr>
+          <w:lang w:val="ru-BY"/>
+        </w:rPr>
+        <w:t xml:space="preserve">-окружения, безопасность компонентов приложения и их взаимодействия, сетевые угрозы, защита </w:t>
+      </w:r>
+      <w:proofErr w:type="spellStart"/>
+      <w:r>
+        <w:rPr>
+          <w:lang w:val="ru-BY"/>
+        </w:rPr>
+        <w:t>PostgreSQL</w:t>
+      </w:r>
+      <w:proofErr w:type="spellEnd"/>
+      <w:r>
+        <w:rPr>
+          <w:lang w:val="ru-BY"/>
+        </w:rPr>
+        <w:t>, механизм авторизации и разграничение доступа к данным. Было установлено, что пароли не хранятся в открытом виде, конфиденциальные данные шифруются, а пользователь может работать только с разрешёнными ему записями.</w:t>
+      </w:r>
+    </w:p>
+    <w:p>
+      <w:pPr>
+        <w:rPr>
+          <w:lang w:val="ru-BY"/>
+        </w:rPr>
+      </w:pPr>
+      <w:r>
+        <w:rPr>
+          <w:lang w:val="ru-BY"/>
+        </w:rPr>
+        <w:t>Разработанное приложение соответствует поставленным требованиям и может использоваться для учебной демонстрации. При дальнейшем развитии его защищённость можно повысить за счёт внедрения HTTPS, CSRF-защиты, ограничения частоты запросов, постоянного хранения отозванных токенов, централизованного управления секретами, расширенного журналирования, регулярного анализа зависимостей и автоматизированного тестирования приложения на SQL-инъекции, XSS и другие распространённые уязвимости.</w:t>
+      </w:r>
+    </w:p>
+    <w:p>
+      <w:pPr>
+        <w:rPr>
+          <w:lang w:val="ru-BY"/>
         </w:rPr>
       </w:pPr>
     </w:p>
